--- a/wordings/downloads/Meridian_Private_Motor_v1.0.0-DRAFT.docx
+++ b/wordings/downloads/Meridian_Private_Motor_v1.0.0-DRAFT.docx
@@ -411,7 +411,7 @@
             <w:color w:val="2E5C4E"/>
             <w:u w:val="single"/>
           </w:rPr>
-          <w:t xml:space="preserve">the Supplementary Bodily Injury extension</w:t>
+          <w:t xml:space="preserve">The Supplementary Bodily Injury extension</w:t>
         </w:r>
       </w:hyperlink>
       <w:r>
@@ -450,7 +450,7 @@
             <w:color w:val="2E5C4E"/>
             <w:u w:val="single"/>
           </w:rPr>
-          <w:t xml:space="preserve">the Version of This Wording condition</w:t>
+          <w:t xml:space="preserve">The Version of This Wording condition</w:t>
         </w:r>
       </w:hyperlink>
       <w:r>
@@ -962,7 +962,7 @@
             <w:tcW w:type="dxa" w:w="2608"/>
           </w:tcPr>
           <w:p>
-            <w:bookmarkStart w:id="14" w:name="c_mot_def_named_insured"/>
+            <w:bookmarkStart w:id="14" w:name="c_mot_pvt_def_named_insured"/>
             <w:r>
               <w:rPr>
                 <w:b/>
@@ -983,7 +983,7 @@
                 <w:b w:val="0"/>
                 <w:i w:val="0"/>
               </w:rPr>
-              <w:t>The person or entity shown in the Schedule as the named insured.</w:t>
+              <w:t>The individual or individuals shown in the Schedule as the named insured.</w:t>
             </w:r>
           </w:p>
         </w:tc>
@@ -1593,7 +1593,7 @@
             <w:color w:val="2E5C4E"/>
             <w:u w:val="single"/>
           </w:rPr>
-          <w:t xml:space="preserve">the Choice of Repairer provision</w:t>
+          <w:t xml:space="preserve">The Choice of Repairer provision</w:t>
         </w:r>
       </w:hyperlink>
       <w:r>
@@ -1626,7 +1626,7 @@
         </w:rPr>
         <w:t xml:space="preserve">Where an Insured vehicle is a Total loss, we pay on the value basis shown in the Schedule, less the Excess and any unpaid premium for that vehicle. Cover for that vehicle then ends, and no premium is refunded for it. Where the Schedule names a financier, </w:t>
       </w:r>
-      <w:hyperlink w:anchor="c_mot_cond_subrogation_and_interested_pa">
+      <w:hyperlink w:anchor="c_mot_pvt_cond_subrogation_and_intereste">
         <w:r>
           <w:rPr>
             <w:color w:val="2E5C4E"/>
@@ -2533,7 +2533,7 @@
             <w:color w:val="2E5C4E"/>
             <w:u w:val="single"/>
           </w:rPr>
-          <w:t xml:space="preserve">the Third Party Property Damage clause</w:t>
+          <w:t xml:space="preserve">The Third Party Property Damage clause</w:t>
         </w:r>
       </w:hyperlink>
       <w:r>
@@ -2565,7 +2565,7 @@
             <w:color w:val="2E5C4E"/>
             <w:u w:val="single"/>
           </w:rPr>
-          <w:t xml:space="preserve">the Third Party Property Damage clause</w:t>
+          <w:t xml:space="preserve">The Third Party Property Damage clause</w:t>
         </w:r>
       </w:hyperlink>
       <w:r>
@@ -2751,7 +2751,7 @@
             <w:color w:val="2E5C4E"/>
             <w:u w:val="single"/>
           </w:rPr>
-          <w:t xml:space="preserve">the The Insurance Contracts Act condition</w:t>
+          <w:t xml:space="preserve">The Insurance Contracts Act condition</w:t>
         </w:r>
       </w:hyperlink>
       <w:r>
@@ -2901,7 +2901,7 @@
       </w:r>
     </w:p>
     <w:p>
-      <w:bookmarkStart w:id="49" w:name="c_mot_excl_hire_fare_or_reward"/>
+      <w:bookmarkStart w:id="49" w:name="c_mot_pvt_excl_hire_fare_or_reward"/>
       <w:r>
         <w:rPr>
           <w:rFonts w:ascii="Georgia" w:hAnsi="Georgia" w:eastAsia="Georgia"/>
@@ -2920,7 +2920,7 @@
           <w:b w:val="0"/>
           <w:i w:val="0"/>
         </w:rPr>
-        <w:t>Loss, damage or liability while the vehicle is used for hire, fare or reward, including rideshare and food delivery for a platform, unless the Schedule shows it as Permitted use or an Endorsement covers it. Carrying your own goods, staff or customers in the course of your business is not use for hire, fare or reward.</w:t>
+        <w:t>Loss, damage or liability while the vehicle is used for hire, fare or reward, including rideshare and food delivery for a platform, unless the Schedule shows it as Permitted use or an Endorsement covers it. Sharing the cost of a trip with passengers, where you make no profit, is not use for hire, fare or reward.</w:t>
       </w:r>
     </w:p>
     <w:p>
@@ -3066,7 +3066,7 @@
             <w:color w:val="2E5C4E"/>
             <w:u w:val="single"/>
           </w:rPr>
-          <w:t xml:space="preserve">the The Insurance Contracts Act condition</w:t>
+          <w:t xml:space="preserve">The Insurance Contracts Act condition</w:t>
         </w:r>
       </w:hyperlink>
       <w:r>
@@ -3170,7 +3170,7 @@
       </w:r>
     </w:p>
     <w:p>
-      <w:bookmarkStart w:id="60" w:name="c_mot_obl_maintain_vehicles"/>
+      <w:bookmarkStart w:id="60" w:name="c_mot_pvt_obl_maintain_vehicle"/>
       <w:r>
         <w:rPr>
           <w:rFonts w:ascii="Georgia" w:hAnsi="Georgia" w:eastAsia="Georgia"/>
@@ -3179,7 +3179,7 @@
           <w:color w:val="2E5C4E"/>
           <w:sz w:val="25"/>
         </w:rPr>
-        <w:t>Maintain Your Vehicles</w:t>
+        <w:t>Maintain Your Car</w:t>
       </w:r>
       <w:bookmarkEnd w:id="60"/>
     </w:p>
@@ -3189,7 +3189,7 @@
           <w:b w:val="0"/>
           <w:i w:val="0"/>
         </w:rPr>
-        <w:t>Keep each Insured vehicle registered and roadworthy, and comply with the registration, licensing and safety laws that apply to it, including the fatigue, mass, maintenance and chain of responsibility duties of the Heavy Vehicle National Law where that law applies.</w:t>
+        <w:t>Keep each Insured vehicle registered and roadworthy, and comply with the registration, licensing and safety laws that apply to it.</w:t>
       </w:r>
     </w:p>
     <w:p>
@@ -3212,7 +3212,23 @@
           <w:b w:val="0"/>
           <w:i w:val="0"/>
         </w:rPr>
-        <w:t>Tell us during the Period of Insurance when you change your car; when the address where it is normally kept overnight changes; when it is modified; when someone not shown in the Schedule starts to drive it regularly; or when you start to use it for business, rideshare or delivery. We may change the premium or terms from the date of the change.</w:t>
+        <w:t xml:space="preserve">Tell us during the Period of Insurance when you change your car; when the address where it is normally kept overnight changes; when it is modified; when someone not shown in the Schedule starts to drive it regularly; or when you start to use it for business, rideshare or delivery. We may change the premium or terms from the date of the change. We will tell you the new premium or terms in writing. If you do not accept them, you may cancel the Policy as </w:t>
+      </w:r>
+      <w:hyperlink w:anchor="c_mot_cond_cancellation">
+        <w:r>
+          <w:rPr>
+            <w:color w:val="2E5C4E"/>
+            <w:u w:val="single"/>
+          </w:rPr>
+          <w:t xml:space="preserve">the Cancellation condition</w:t>
+        </w:r>
+      </w:hyperlink>
+      <w:r>
+        <w:rPr>
+          <w:b w:val="0"/>
+          <w:i w:val="0"/>
+        </w:rPr>
+        <w:t xml:space="preserve"> allows, and we will refund the premium for the unexpired Period of Insurance on a pro-rata basis from the date of the change.</w:t>
       </w:r>
     </w:p>
     <w:p>
@@ -3708,7 +3724,7 @@
       </w:r>
     </w:p>
     <w:p>
-      <w:bookmarkStart w:id="72" w:name="c_mot_cond_subrogation_and_interested_pa"/>
+      <w:bookmarkStart w:id="72" w:name="c_mot_pvt_cond_subrogation_and_intereste"/>
       <w:r>
         <w:rPr>
           <w:rFonts w:ascii="Georgia" w:hAnsi="Georgia" w:eastAsia="Georgia"/>
@@ -3727,7 +3743,7 @@
           <w:b w:val="0"/>
           <w:i w:val="0"/>
         </w:rPr>
-        <w:t>After we pay a claim, we may take recovery action in your name against any person responsible, and you must give us reasonable help with it. We will not take recovery action against a person you agreed in writing, before the loss, to hold harmless or not to pursue, where the agreement was disclosed to us or is usual for your business, or against an Insured person or an employee, unless the loss was caused by their deliberate or criminal act.</w:t>
+        <w:t>After we pay a claim, we may take recovery action in your name against any person responsible, and you must give us reasonable help with it. We will not take recovery action against an Insured person, or against a member of your family or household who was driving with your permission, unless the loss was caused by their deliberate or criminal act.</w:t>
       </w:r>
     </w:p>
     <w:p>
@@ -4380,7 +4396,7 @@
                   <w:color w:val="2E5C4E"/>
                   <w:u w:val="single"/>
                 </w:rPr>
-                <w:t xml:space="preserve">the Third Party Property Damage clause</w:t>
+                <w:t xml:space="preserve">The Third Party Property Damage clause</w:t>
               </w:r>
             </w:hyperlink>
           </w:p>
@@ -4429,7 +4445,7 @@
                   <w:color w:val="2E5C4E"/>
                   <w:u w:val="single"/>
                 </w:rPr>
-                <w:t xml:space="preserve">the Supplementary Bodily Injury extension</w:t>
+                <w:t xml:space="preserve">The Supplementary Bodily Injury extension</w:t>
               </w:r>
             </w:hyperlink>
           </w:p>
@@ -4478,7 +4494,7 @@
                   <w:color w:val="2E5C4E"/>
                   <w:u w:val="single"/>
                 </w:rPr>
-                <w:t xml:space="preserve">the Uninsured Motorist Damage extension</w:t>
+                <w:t xml:space="preserve">The Uninsured Motorist Damage extension</w:t>
               </w:r>
             </w:hyperlink>
           </w:p>
@@ -4527,7 +4543,7 @@
                   <w:color w:val="2E5C4E"/>
                   <w:u w:val="single"/>
                 </w:rPr>
-                <w:t xml:space="preserve">the definition of Total Loss</w:t>
+                <w:t xml:space="preserve">The definition of Total Loss</w:t>
               </w:r>
             </w:hyperlink>
           </w:p>
@@ -4576,7 +4592,7 @@
                   <w:color w:val="2E5C4E"/>
                   <w:u w:val="single"/>
                 </w:rPr>
-                <w:t xml:space="preserve">the New Vehicle Replacement provision</w:t>
+                <w:t xml:space="preserve">The New Vehicle Replacement provision</w:t>
               </w:r>
             </w:hyperlink>
           </w:p>
@@ -4625,7 +4641,7 @@
                   <w:color w:val="2E5C4E"/>
                   <w:u w:val="single"/>
                 </w:rPr>
-                <w:t xml:space="preserve">the Additional Benefits extension</w:t>
+                <w:t xml:space="preserve">The Additional Benefits extension</w:t>
               </w:r>
             </w:hyperlink>
           </w:p>
@@ -4674,7 +4690,7 @@
                   <w:color w:val="2E5C4E"/>
                   <w:u w:val="single"/>
                 </w:rPr>
-                <w:t xml:space="preserve">the Additional Benefits extension</w:t>
+                <w:t xml:space="preserve">The Additional Benefits extension</w:t>
               </w:r>
             </w:hyperlink>
           </w:p>
@@ -4723,7 +4739,7 @@
                   <w:color w:val="2E5C4E"/>
                   <w:u w:val="single"/>
                 </w:rPr>
-                <w:t xml:space="preserve">the Additional Benefits extension</w:t>
+                <w:t xml:space="preserve">The Additional Benefits extension</w:t>
               </w:r>
             </w:hyperlink>
           </w:p>
@@ -4772,7 +4788,7 @@
                   <w:color w:val="2E5C4E"/>
                   <w:u w:val="single"/>
                 </w:rPr>
-                <w:t xml:space="preserve">the Additional Benefits extension</w:t>
+                <w:t xml:space="preserve">The Additional Benefits extension</w:t>
               </w:r>
             </w:hyperlink>
           </w:p>
@@ -4821,7 +4837,7 @@
                   <w:color w:val="2E5C4E"/>
                   <w:u w:val="single"/>
                 </w:rPr>
-                <w:t xml:space="preserve">the Additional Benefits extension</w:t>
+                <w:t xml:space="preserve">The Additional Benefits extension</w:t>
               </w:r>
             </w:hyperlink>
           </w:p>
@@ -4870,7 +4886,7 @@
                   <w:color w:val="2E5C4E"/>
                   <w:u w:val="single"/>
                 </w:rPr>
-                <w:t xml:space="preserve">the Additional Benefits extension</w:t>
+                <w:t xml:space="preserve">The Additional Benefits extension</w:t>
               </w:r>
             </w:hyperlink>
           </w:p>
@@ -4919,7 +4935,7 @@
                   <w:color w:val="2E5C4E"/>
                   <w:u w:val="single"/>
                 </w:rPr>
-                <w:t xml:space="preserve">the Additional Benefits extension</w:t>
+                <w:t xml:space="preserve">The Additional Benefits extension</w:t>
               </w:r>
             </w:hyperlink>
           </w:p>
@@ -4968,7 +4984,7 @@
                   <w:color w:val="2E5C4E"/>
                   <w:u w:val="single"/>
                 </w:rPr>
-                <w:t xml:space="preserve">the Additional Benefits extension</w:t>
+                <w:t xml:space="preserve">The Additional Benefits extension</w:t>
               </w:r>
             </w:hyperlink>
           </w:p>
@@ -5017,7 +5033,7 @@
                   <w:color w:val="2E5C4E"/>
                   <w:u w:val="single"/>
                 </w:rPr>
-                <w:t xml:space="preserve">the Additional Benefits extension</w:t>
+                <w:t xml:space="preserve">The Additional Benefits extension</w:t>
               </w:r>
             </w:hyperlink>
           </w:p>
@@ -5066,7 +5082,7 @@
                   <w:color w:val="2E5C4E"/>
                   <w:u w:val="single"/>
                 </w:rPr>
-                <w:t xml:space="preserve">the Additional Benefits extension</w:t>
+                <w:t xml:space="preserve">The Additional Benefits extension</w:t>
               </w:r>
             </w:hyperlink>
           </w:p>
@@ -5115,7 +5131,7 @@
                   <w:color w:val="2E5C4E"/>
                   <w:u w:val="single"/>
                 </w:rPr>
-                <w:t xml:space="preserve">the Excesses condition</w:t>
+                <w:t xml:space="preserve">The Excesses condition</w:t>
               </w:r>
             </w:hyperlink>
           </w:p>
@@ -5164,7 +5180,7 @@
                   <w:color w:val="2E5C4E"/>
                   <w:u w:val="single"/>
                 </w:rPr>
-                <w:t xml:space="preserve">the Excesses condition</w:t>
+                <w:t xml:space="preserve">The Excesses condition</w:t>
               </w:r>
             </w:hyperlink>
           </w:p>
@@ -5213,7 +5229,7 @@
                   <w:color w:val="2E5C4E"/>
                   <w:u w:val="single"/>
                 </w:rPr>
-                <w:t xml:space="preserve">the Excesses condition</w:t>
+                <w:t xml:space="preserve">The Excesses condition</w:t>
               </w:r>
             </w:hyperlink>
           </w:p>
@@ -5262,7 +5278,7 @@
                   <w:color w:val="2E5C4E"/>
                   <w:u w:val="single"/>
                 </w:rPr>
-                <w:t xml:space="preserve">the Excesses condition</w:t>
+                <w:t xml:space="preserve">The Excesses condition</w:t>
               </w:r>
             </w:hyperlink>
           </w:p>
@@ -5311,7 +5327,7 @@
                   <w:color w:val="2E5C4E"/>
                   <w:u w:val="single"/>
                 </w:rPr>
-                <w:t xml:space="preserve">the No Claim Bonus condition</w:t>
+                <w:t xml:space="preserve">The No Claim Bonus condition</w:t>
               </w:r>
             </w:hyperlink>
           </w:p>
@@ -5360,7 +5376,7 @@
                   <w:color w:val="2E5C4E"/>
                   <w:u w:val="single"/>
                 </w:rPr>
-                <w:t xml:space="preserve">the Cooling-off Period condition</w:t>
+                <w:t xml:space="preserve">The Cooling-off Period condition</w:t>
               </w:r>
             </w:hyperlink>
           </w:p>
@@ -5530,6 +5546,54 @@
           <w:i w:val="0"/>
         </w:rPr>
         <w:t>Its defaults are set for private cars, in its own Default Schedule Values appendix.</w:t>
+      </w:r>
+    </w:p>
+    <w:p>
+      <w:pPr>
+        <w:pStyle w:val="ListBullet"/>
+      </w:pPr>
+      <w:r>
+        <w:rPr>
+          <w:b w:val="0"/>
+          <w:i w:val="0"/>
+        </w:rPr>
+        <w:t>Named Insured means the individual or individuals shown in the Schedule; the private wording is for individuals only.</w:t>
+      </w:r>
+    </w:p>
+    <w:p>
+      <w:pPr>
+        <w:pStyle w:val="ListBullet"/>
+      </w:pPr>
+      <w:r>
+        <w:rPr>
+          <w:b w:val="0"/>
+          <w:i w:val="0"/>
+        </w:rPr>
+        <w:t>Clauses adapted from the commercial base for private use: Hire, Fare or Reward (cost-sharing is not hire or reward), Maintain Your Car (no Heavy Vehicle National Law duties) and Subrogation and Interested Parties (no recovery from an Insured person or a family or household member driving with your permission).</w:t>
+      </w:r>
+    </w:p>
+    <w:p>
+      <w:pPr>
+        <w:pStyle w:val="ListBullet"/>
+      </w:pPr>
+      <w:r>
+        <w:rPr>
+          <w:b w:val="0"/>
+          <w:i w:val="0"/>
+        </w:rPr>
+        <w:t>Tell Us About Changes: we tell you any new premium or terms in writing, and if you do not accept them you may cancel with a pro-rata refund from the date of the change.</w:t>
+      </w:r>
+    </w:p>
+    <w:p>
+      <w:pPr>
+        <w:pStyle w:val="ListBullet"/>
+      </w:pPr>
+      <w:r>
+        <w:rPr>
+          <w:b w:val="0"/>
+          <w:i w:val="0"/>
+        </w:rPr>
+        <w:t>The Default Schedule Values basic excess stays at $750 (Max, 1 November 2026); the Go template offers it alongside $500, $1,000, $2,000 and $5,000.</w:t>
       </w:r>
     </w:p>
     <w:p>
